--- a/p2/report.docx
+++ b/p2/report.docx
@@ -13,15 +13,39 @@
         <w:t>P</w:t>
       </w:r>
       <w:r>
-        <w:t xml:space="preserve">1: </w:t>
-      </w:r>
-      <w:r>
-        <w:t>Personal Website</w:t>
-      </w:r>
-    </w:p>
-    <w:p>
-      <w:r>
-        <w:t>By charlie mason</w:t>
+        <w:t>2</w:t>
+      </w:r>
+      <w:r>
+        <w:t xml:space="preserve">: </w:t>
+      </w:r>
+      <w:r>
+        <w:t>Welcome Email</w:t>
+      </w:r>
+    </w:p>
+    <w:p>
+      <w:r>
+        <w:t xml:space="preserve">By </w:t>
+      </w:r>
+      <w:r>
+        <w:t>C</w:t>
+      </w:r>
+      <w:r>
+        <w:t xml:space="preserve">harlie </w:t>
+      </w:r>
+      <w:r>
+        <w:t>M</w:t>
+      </w:r>
+      <w:r>
+        <w:t>ason</w:t>
+      </w:r>
+      <w:r>
+        <w:t xml:space="preserve"> (</w:t>
+      </w:r>
+      <w:r>
+        <w:t>223391013</w:t>
+      </w:r>
+      <w:r>
+        <w:t>)</w:t>
       </w:r>
     </w:p>
     <w:p>
@@ -34,243 +58,39 @@
     </w:p>
     <w:p>
       <w:r>
-        <w:rPr>
-          <w:noProof/>
-        </w:rPr>
-        <mc:AlternateContent>
-          <mc:Choice Requires="wpg">
-            <w:drawing>
-              <wp:anchor distT="0" distB="0" distL="114300" distR="114300" simplePos="0" relativeHeight="251659264" behindDoc="0" locked="0" layoutInCell="1" allowOverlap="1" wp14:anchorId="0C01C6F2" wp14:editId="3A1227B8">
-                <wp:simplePos x="0" y="0"/>
-                <wp:positionH relativeFrom="margin">
-                  <wp:align>center</wp:align>
-                </wp:positionH>
-                <wp:positionV relativeFrom="paragraph">
-                  <wp:posOffset>366064</wp:posOffset>
-                </wp:positionV>
-                <wp:extent cx="6913880" cy="4900930"/>
-                <wp:effectExtent l="0" t="0" r="1270" b="0"/>
-                <wp:wrapNone/>
-                <wp:docPr id="1891313035" name="Group 1"/>
-                <wp:cNvGraphicFramePr/>
-                <a:graphic xmlns:a="http://schemas.openxmlformats.org/drawingml/2006/main">
-                  <a:graphicData uri="http://schemas.microsoft.com/office/word/2010/wordprocessingGroup">
-                    <wpg:wgp>
-                      <wpg:cNvGrpSpPr/>
-                      <wpg:grpSpPr>
-                        <a:xfrm>
-                          <a:off x="0" y="0"/>
-                          <a:ext cx="6913880" cy="4900930"/>
-                          <a:chOff x="0" y="0"/>
-                          <a:chExt cx="6490335" cy="4601058"/>
-                        </a:xfrm>
-                      </wpg:grpSpPr>
-                      <pic:pic xmlns:pic="http://schemas.openxmlformats.org/drawingml/2006/picture">
-                        <pic:nvPicPr>
-                          <pic:cNvPr id="1270564343" name="Picture 1"/>
-                          <pic:cNvPicPr>
-                            <a:picLocks noChangeAspect="1"/>
-                          </pic:cNvPicPr>
-                        </pic:nvPicPr>
-                        <pic:blipFill>
-                          <a:blip r:embed="rId5" cstate="print">
-                            <a:extLst>
-                              <a:ext uri="{28A0092B-C50C-407E-A947-70E740481C1C}">
-                                <a14:useLocalDpi xmlns:a14="http://schemas.microsoft.com/office/drawing/2010/main" val="0"/>
-                              </a:ext>
-                            </a:extLst>
-                          </a:blip>
-                          <a:stretch>
-                            <a:fillRect/>
-                          </a:stretch>
-                        </pic:blipFill>
-                        <pic:spPr>
-                          <a:xfrm>
-                            <a:off x="0" y="1375258"/>
-                            <a:ext cx="6490335" cy="3225800"/>
-                          </a:xfrm>
-                          <a:prstGeom prst="rect">
-                            <a:avLst/>
-                          </a:prstGeom>
-                        </pic:spPr>
-                      </pic:pic>
-                      <pic:pic xmlns:pic="http://schemas.openxmlformats.org/drawingml/2006/picture">
-                        <pic:nvPicPr>
-                          <pic:cNvPr id="1197573990" name="Picture 1"/>
-                          <pic:cNvPicPr>
-                            <a:picLocks noChangeAspect="1"/>
-                          </pic:cNvPicPr>
-                        </pic:nvPicPr>
-                        <pic:blipFill>
-                          <a:blip r:embed="rId6">
-                            <a:extLst>
-                              <a:ext uri="{28A0092B-C50C-407E-A947-70E740481C1C}">
-                                <a14:useLocalDpi xmlns:a14="http://schemas.microsoft.com/office/drawing/2010/main" val="0"/>
-                              </a:ext>
-                            </a:extLst>
-                          </a:blip>
-                          <a:stretch>
-                            <a:fillRect/>
-                          </a:stretch>
-                        </pic:blipFill>
-                        <pic:spPr>
-                          <a:xfrm>
-                            <a:off x="7315" y="0"/>
-                            <a:ext cx="6478905" cy="2684145"/>
-                          </a:xfrm>
-                          <a:prstGeom prst="rect">
-                            <a:avLst/>
-                          </a:prstGeom>
-                        </pic:spPr>
-                      </pic:pic>
-                    </wpg:wgp>
-                  </a:graphicData>
-                </a:graphic>
-                <wp14:sizeRelH relativeFrom="margin">
-                  <wp14:pctWidth>0</wp14:pctWidth>
-                </wp14:sizeRelH>
-                <wp14:sizeRelV relativeFrom="margin">
-                  <wp14:pctHeight>0</wp14:pctHeight>
-                </wp14:sizeRelV>
-              </wp:anchor>
-            </w:drawing>
-          </mc:Choice>
-          <mc:Fallback>
-            <w:pict>
-              <v:group w14:anchorId="1DBAF3B7" id="Group 1" o:spid="_x0000_s1026" style="position:absolute;margin-left:0;margin-top:28.8pt;width:544.4pt;height:385.9pt;z-index:251659264;mso-position-horizontal:center;mso-position-horizontal-relative:margin;mso-width-relative:margin;mso-height-relative:margin" coordsize="64903,46010" o:gfxdata="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">
-                <v:shapetype id="_x0000_t75" coordsize="21600,21600" o:spt="75" o:preferrelative="t" path="m@4@5l@4@11@9@11@9@5xe" filled="f" stroked="f">
-                  <v:stroke joinstyle="miter"/>
-                  <v:formulas>
-                    <v:f eqn="if lineDrawn pixelLineWidth 0"/>
-                    <v:f eqn="sum @0 1 0"/>
-                    <v:f eqn="sum 0 0 @1"/>
-                    <v:f eqn="prod @2 1 2"/>
-                    <v:f eqn="prod @3 21600 pixelWidth"/>
-                    <v:f eqn="prod @3 21600 pixelHeight"/>
-                    <v:f eqn="sum @0 0 1"/>
-                    <v:f eqn="prod @6 1 2"/>
-                    <v:f eqn="prod @7 21600 pixelWidth"/>
-                    <v:f eqn="sum @8 21600 0"/>
-                    <v:f eqn="prod @7 21600 pixelHeight"/>
-                    <v:f eqn="sum @10 21600 0"/>
-                  </v:formulas>
-                  <v:path o:extrusionok="f" gradientshapeok="t" o:connecttype="rect"/>
-                  <o:lock v:ext="edit" aspectratio="t"/>
-                </v:shapetype>
-                <v:shape id="Picture 1" o:spid="_x0000_s1027" type="#_x0000_t75" style="position:absolute;top:13752;width:64903;height:32258;visibility:visible;mso-wrap-style:square" o:gfxdata="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">
-                  <v:imagedata r:id="rId7" o:title=""/>
-                </v:shape>
-                <v:shape id="Picture 1" o:spid="_x0000_s1028" type="#_x0000_t75" style="position:absolute;left:73;width:64789;height:26841;visibility:visible;mso-wrap-style:square" o:gfxdata="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">
-                  <v:imagedata r:id="rId8" o:title=""/>
-                </v:shape>
-                <w10:wrap anchorx="margin"/>
-              </v:group>
-            </w:pict>
-          </mc:Fallback>
-        </mc:AlternateContent>
-      </w:r>
-      <w:r>
         <w:t>Thi</w:t>
       </w:r>
       <w:r>
         <w:t>s</w:t>
       </w:r>
       <w:r>
-        <w:t xml:space="preserve"> is the personal website I made</w:t>
-      </w:r>
-    </w:p>
-    <w:p/>
-    <w:p/>
-    <w:p/>
-    <w:p/>
-    <w:p/>
-    <w:p/>
-    <w:p/>
-    <w:p/>
-    <w:p/>
-    <w:p/>
-    <w:p/>
-    <w:p/>
-    <w:p/>
-    <w:p/>
-    <w:p/>
-    <w:p/>
-    <w:p/>
-    <w:p>
-      <w:r>
-        <w:t xml:space="preserve">This page contains </w:t>
-      </w:r>
-    </w:p>
-    <w:p>
-      <w:pPr>
-        <w:pStyle w:val="ListParagraph"/>
-        <w:numPr>
-          <w:ilvl w:val="0"/>
-          <w:numId w:val="1"/>
-        </w:numPr>
-      </w:pPr>
-      <w:r>
-        <w:t>navigation bar</w:t>
-      </w:r>
-    </w:p>
-    <w:p>
-      <w:pPr>
-        <w:pStyle w:val="ListParagraph"/>
-        <w:numPr>
-          <w:ilvl w:val="0"/>
-          <w:numId w:val="1"/>
-        </w:numPr>
-      </w:pPr>
-      <w:r>
-        <w:t>banner photo</w:t>
-      </w:r>
-    </w:p>
-    <w:p>
-      <w:pPr>
-        <w:pStyle w:val="ListParagraph"/>
-        <w:numPr>
-          <w:ilvl w:val="1"/>
-          <w:numId w:val="1"/>
-        </w:numPr>
-      </w:pPr>
-      <w:r>
-        <w:t xml:space="preserve">the banner will resize itself to </w:t>
-      </w:r>
-      <w:r>
-        <w:t xml:space="preserve">fit the page and can use any photo because of the max height restrictions it contains </w:t>
-      </w:r>
-    </w:p>
-    <w:p>
-      <w:pPr>
-        <w:pStyle w:val="ListParagraph"/>
-        <w:numPr>
-          <w:ilvl w:val="1"/>
-          <w:numId w:val="1"/>
-        </w:numPr>
-      </w:pPr>
-      <w:r>
-        <w:t>the banner will display my name when it is hovered over</w:t>
-      </w:r>
-    </w:p>
-    <w:p>
-      <w:pPr>
-        <w:pStyle w:val="ListParagraph"/>
-        <w:ind w:left="1440"/>
-      </w:pPr>
+        <w:t xml:space="preserve"> is </w:t>
+      </w:r>
+      <w:r>
+        <w:t>the git and email backend with an ExpressJS backend set up I made for my personal website</w:t>
+      </w:r>
+    </w:p>
+    <w:p>
+      <w:pPr>
+        <w:rPr>
+          <w:b/>
+          <w:bCs/>
+        </w:rPr>
+      </w:pPr>
+      <w:r>
+        <w:rPr>
+          <w:rStyle w:val="Strong"/>
+        </w:rPr>
+        <w:t>This is what the sign up looks like in the header:</w:t>
+      </w:r>
+    </w:p>
+    <w:p>
       <w:r>
         <w:drawing>
-          <wp:anchor distT="0" distB="0" distL="114300" distR="114300" simplePos="0" relativeHeight="251660288" behindDoc="0" locked="0" layoutInCell="1" allowOverlap="1" wp14:anchorId="45D1D326" wp14:editId="18E5C4C1">
-            <wp:simplePos x="0" y="0"/>
-            <wp:positionH relativeFrom="margin">
-              <wp:align>center</wp:align>
-            </wp:positionH>
-            <wp:positionV relativeFrom="paragraph">
-              <wp:posOffset>107823</wp:posOffset>
-            </wp:positionV>
-            <wp:extent cx="4209415" cy="939165"/>
-            <wp:effectExtent l="0" t="0" r="635" b="0"/>
-            <wp:wrapNone/>
-            <wp:docPr id="322223645" name="Picture 1"/>
+          <wp:inline distT="0" distB="0" distL="0" distR="0" wp14:anchorId="7E2C04FB" wp14:editId="6335B213">
+            <wp:extent cx="5552587" cy="1868557"/>
+            <wp:effectExtent l="0" t="0" r="0" b="0"/>
+            <wp:docPr id="827691869" name="Picture 1"/>
             <wp:cNvGraphicFramePr>
               <a:graphicFrameLocks xmlns:a="http://schemas.openxmlformats.org/drawingml/2006/main" noChangeAspect="1"/>
             </wp:cNvGraphicFramePr>
@@ -278,17 +98,11 @@
               <a:graphicData uri="http://schemas.openxmlformats.org/drawingml/2006/picture">
                 <pic:pic xmlns:pic="http://schemas.openxmlformats.org/drawingml/2006/picture">
                   <pic:nvPicPr>
-                    <pic:cNvPr id="322223645" name=""/>
+                    <pic:cNvPr id="827691869" name=""/>
                     <pic:cNvPicPr/>
                   </pic:nvPicPr>
                   <pic:blipFill>
-                    <a:blip r:embed="rId9">
-                      <a:extLst>
-                        <a:ext uri="{28A0092B-C50C-407E-A947-70E740481C1C}">
-                          <a14:useLocalDpi xmlns:a14="http://schemas.microsoft.com/office/drawing/2010/main" val="0"/>
-                        </a:ext>
-                      </a:extLst>
-                    </a:blip>
+                    <a:blip r:embed="rId6"/>
                     <a:stretch>
                       <a:fillRect/>
                     </a:stretch>
@@ -296,7 +110,7 @@
                   <pic:spPr>
                     <a:xfrm>
                       <a:off x="0" y="0"/>
-                      <a:ext cx="4209415" cy="939165"/>
+                      <a:ext cx="5559756" cy="1870969"/>
                     </a:xfrm>
                     <a:prstGeom prst="rect">
                       <a:avLst/>
@@ -305,112 +119,55 @@
                 </pic:pic>
               </a:graphicData>
             </a:graphic>
-          </wp:anchor>
+          </wp:inline>
         </w:drawing>
       </w:r>
     </w:p>
     <w:p>
       <w:pPr>
-        <w:pStyle w:val="ListParagraph"/>
-        <w:ind w:left="1440"/>
-      </w:pPr>
-    </w:p>
-    <w:p>
-      <w:pPr>
-        <w:pStyle w:val="ListParagraph"/>
-        <w:numPr>
-          <w:ilvl w:val="0"/>
-          <w:numId w:val="1"/>
-        </w:numPr>
-      </w:pPr>
-      <w:r>
-        <w:lastRenderedPageBreak/>
-        <w:t xml:space="preserve">about me </w:t>
-      </w:r>
-    </w:p>
-    <w:p>
-      <w:pPr>
-        <w:pStyle w:val="ListParagraph"/>
-        <w:numPr>
-          <w:ilvl w:val="1"/>
-          <w:numId w:val="1"/>
-        </w:numPr>
-      </w:pPr>
-      <w:r>
-        <w:t>there is a short description of myself and a profile picture</w:t>
-      </w:r>
-    </w:p>
-    <w:p>
-      <w:pPr>
-        <w:pStyle w:val="ListParagraph"/>
-        <w:numPr>
-          <w:ilvl w:val="0"/>
-          <w:numId w:val="1"/>
-        </w:numPr>
-      </w:pPr>
-      <w:r>
-        <w:t>my work</w:t>
-      </w:r>
-    </w:p>
-    <w:p>
-      <w:pPr>
-        <w:pStyle w:val="ListParagraph"/>
-        <w:numPr>
-          <w:ilvl w:val="1"/>
-          <w:numId w:val="1"/>
-        </w:numPr>
-      </w:pPr>
-      <w:r>
-        <w:t>this contains a group of projects that are currently all the same</w:t>
-      </w:r>
-    </w:p>
-    <w:p>
-      <w:pPr>
-        <w:pStyle w:val="ListParagraph"/>
-        <w:numPr>
-          <w:ilvl w:val="2"/>
-          <w:numId w:val="1"/>
-        </w:numPr>
-      </w:pPr>
-      <w:r>
-        <w:t>these project have a link to my git repo and a YouTube preview player of the project in action</w:t>
-      </w:r>
-    </w:p>
-    <w:p>
-      <w:pPr>
-        <w:pStyle w:val="ListParagraph"/>
-        <w:numPr>
-          <w:ilvl w:val="1"/>
-          <w:numId w:val="1"/>
-        </w:numPr>
-      </w:pPr>
-      <w:r>
-        <w:t xml:space="preserve">there is also a photo gallery containing some pictures from </w:t>
-      </w:r>
-      <w:r>
-        <w:t>pexels</w:t>
-      </w:r>
-      <w:r>
-        <w:t xml:space="preserve"> and pixabay</w:t>
-      </w:r>
-    </w:p>
-    <w:p>
-      <w:pPr>
-        <w:pStyle w:val="ListParagraph"/>
-        <w:numPr>
-          <w:ilvl w:val="2"/>
-          <w:numId w:val="1"/>
-        </w:numPr>
-      </w:pPr>
-      <w:r>
-        <w:t xml:space="preserve">these photo enlarge when you hover over them </w:t>
-      </w:r>
+        <w:rPr>
+          <w:b/>
+          <w:bCs/>
+        </w:rPr>
+      </w:pPr>
+      <w:r>
+        <w:rPr>
+          <w:rStyle w:val="Strong"/>
+        </w:rPr>
+        <w:t xml:space="preserve">This is what </w:t>
+      </w:r>
+      <w:r>
+        <w:rPr>
+          <w:rStyle w:val="Strong"/>
+        </w:rPr>
+        <w:t>a successful</w:t>
+      </w:r>
+      <w:r>
+        <w:rPr>
+          <w:rStyle w:val="Strong"/>
+        </w:rPr>
+        <w:t xml:space="preserve"> sign up looks like in the</w:t>
+      </w:r>
+      <w:r>
+        <w:rPr>
+          <w:rStyle w:val="Strong"/>
+        </w:rPr>
+        <w:t xml:space="preserve"> console</w:t>
+      </w:r>
+      <w:r>
+        <w:rPr>
+          <w:rStyle w:val="Strong"/>
+        </w:rPr>
+        <w:t>:</w:t>
+      </w:r>
+    </w:p>
+    <w:p>
       <w:r>
         <w:drawing>
-          <wp:inline distT="0" distB="0" distL="0" distR="0" wp14:anchorId="5C55C15F" wp14:editId="60E841BC">
-            <wp:extent cx="3364992" cy="1522560"/>
-            <wp:effectExtent l="0" t="0" r="6985" b="1905"/>
-            <wp:docPr id="346368710" name="Picture 1"/>
+          <wp:inline distT="0" distB="0" distL="0" distR="0" wp14:anchorId="6B7B7B31" wp14:editId="52EEB8B2">
+            <wp:extent cx="5731510" cy="1829435"/>
+            <wp:effectExtent l="0" t="0" r="2540" b="0"/>
+            <wp:docPr id="2067833273" name="Picture 1"/>
             <wp:cNvGraphicFramePr>
               <a:graphicFrameLocks xmlns:a="http://schemas.openxmlformats.org/drawingml/2006/main" noChangeAspect="1"/>
             </wp:cNvGraphicFramePr>
@@ -418,7 +175,190 @@
               <a:graphicData uri="http://schemas.openxmlformats.org/drawingml/2006/picture">
                 <pic:pic xmlns:pic="http://schemas.openxmlformats.org/drawingml/2006/picture">
                   <pic:nvPicPr>
-                    <pic:cNvPr id="346368710" name=""/>
+                    <pic:cNvPr id="2067833273" name=""/>
+                    <pic:cNvPicPr/>
+                  </pic:nvPicPr>
+                  <pic:blipFill>
+                    <a:blip r:embed="rId7"/>
+                    <a:stretch>
+                      <a:fillRect/>
+                    </a:stretch>
+                  </pic:blipFill>
+                  <pic:spPr>
+                    <a:xfrm>
+                      <a:off x="0" y="0"/>
+                      <a:ext cx="5731510" cy="1829435"/>
+                    </a:xfrm>
+                    <a:prstGeom prst="rect">
+                      <a:avLst/>
+                    </a:prstGeom>
+                  </pic:spPr>
+                </pic:pic>
+              </a:graphicData>
+            </a:graphic>
+          </wp:inline>
+        </w:drawing>
+      </w:r>
+    </w:p>
+    <w:p>
+      <w:pPr>
+        <w:rPr>
+          <w:rStyle w:val="Strong"/>
+        </w:rPr>
+      </w:pPr>
+      <w:r>
+        <w:rPr>
+          <w:rStyle w:val="Strong"/>
+        </w:rPr>
+        <w:t>This is what a failed sign up looks like in the console (this error is caused by not having the Express server running:</w:t>
+      </w:r>
+    </w:p>
+    <w:p>
+      <w:r>
+        <w:drawing>
+          <wp:inline distT="0" distB="0" distL="0" distR="0" wp14:anchorId="0D04A9B2" wp14:editId="1E9909DF">
+            <wp:extent cx="5731510" cy="1585595"/>
+            <wp:effectExtent l="0" t="0" r="2540" b="0"/>
+            <wp:docPr id="1819337327" name="Picture 1"/>
+            <wp:cNvGraphicFramePr>
+              <a:graphicFrameLocks xmlns:a="http://schemas.openxmlformats.org/drawingml/2006/main" noChangeAspect="1"/>
+            </wp:cNvGraphicFramePr>
+            <a:graphic xmlns:a="http://schemas.openxmlformats.org/drawingml/2006/main">
+              <a:graphicData uri="http://schemas.openxmlformats.org/drawingml/2006/picture">
+                <pic:pic xmlns:pic="http://schemas.openxmlformats.org/drawingml/2006/picture">
+                  <pic:nvPicPr>
+                    <pic:cNvPr id="1819337327" name=""/>
+                    <pic:cNvPicPr/>
+                  </pic:nvPicPr>
+                  <pic:blipFill>
+                    <a:blip r:embed="rId8"/>
+                    <a:stretch>
+                      <a:fillRect/>
+                    </a:stretch>
+                  </pic:blipFill>
+                  <pic:spPr>
+                    <a:xfrm>
+                      <a:off x="0" y="0"/>
+                      <a:ext cx="5731510" cy="1585595"/>
+                    </a:xfrm>
+                    <a:prstGeom prst="rect">
+                      <a:avLst/>
+                    </a:prstGeom>
+                  </pic:spPr>
+                </pic:pic>
+              </a:graphicData>
+            </a:graphic>
+          </wp:inline>
+        </w:drawing>
+      </w:r>
+    </w:p>
+    <w:p/>
+    <w:p>
+      <w:pPr>
+        <w:ind w:left="360"/>
+        <w:rPr>
+          <w:rStyle w:val="Strong"/>
+        </w:rPr>
+      </w:pPr>
+      <w:r>
+        <w:rPr>
+          <w:rStyle w:val="Strong"/>
+        </w:rPr>
+        <w:lastRenderedPageBreak/>
+        <w:t>This is what an invalid email looks like:</w:t>
+      </w:r>
+    </w:p>
+    <w:p>
+      <w:pPr>
+        <w:ind w:left="360"/>
+        <w:rPr>
+          <w:rStyle w:val="Strong"/>
+        </w:rPr>
+      </w:pPr>
+      <w:r>
+        <w:rPr>
+          <w:rStyle w:val="Strong"/>
+        </w:rPr>
+        <w:drawing>
+          <wp:inline distT="0" distB="0" distL="0" distR="0" wp14:anchorId="27638505" wp14:editId="2FF2DDC5">
+            <wp:extent cx="4315427" cy="1009791"/>
+            <wp:effectExtent l="0" t="0" r="0" b="0"/>
+            <wp:docPr id="38646998" name="Picture 1"/>
+            <wp:cNvGraphicFramePr>
+              <a:graphicFrameLocks xmlns:a="http://schemas.openxmlformats.org/drawingml/2006/main" noChangeAspect="1"/>
+            </wp:cNvGraphicFramePr>
+            <a:graphic xmlns:a="http://schemas.openxmlformats.org/drawingml/2006/main">
+              <a:graphicData uri="http://schemas.openxmlformats.org/drawingml/2006/picture">
+                <pic:pic xmlns:pic="http://schemas.openxmlformats.org/drawingml/2006/picture">
+                  <pic:nvPicPr>
+                    <pic:cNvPr id="38646998" name=""/>
+                    <pic:cNvPicPr/>
+                  </pic:nvPicPr>
+                  <pic:blipFill>
+                    <a:blip r:embed="rId9"/>
+                    <a:stretch>
+                      <a:fillRect/>
+                    </a:stretch>
+                  </pic:blipFill>
+                  <pic:spPr>
+                    <a:xfrm>
+                      <a:off x="0" y="0"/>
+                      <a:ext cx="4315427" cy="1009791"/>
+                    </a:xfrm>
+                    <a:prstGeom prst="rect">
+                      <a:avLst/>
+                    </a:prstGeom>
+                  </pic:spPr>
+                </pic:pic>
+              </a:graphicData>
+            </a:graphic>
+          </wp:inline>
+        </w:drawing>
+      </w:r>
+    </w:p>
+    <w:p>
+      <w:pPr>
+        <w:rPr>
+          <w:rStyle w:val="Strong"/>
+        </w:rPr>
+      </w:pPr>
+    </w:p>
+    <w:p>
+      <w:pPr>
+        <w:rPr>
+          <w:rStyle w:val="Strong"/>
+        </w:rPr>
+      </w:pPr>
+      <w:r>
+        <w:rPr>
+          <w:rStyle w:val="Strong"/>
+        </w:rPr>
+        <w:t>The email flex’s when the window shape is changed:</w:t>
+      </w:r>
+    </w:p>
+    <w:p>
+      <w:pPr>
+        <w:rPr>
+          <w:rStyle w:val="Strong"/>
+        </w:rPr>
+      </w:pPr>
+      <w:r>
+        <w:rPr>
+          <w:rStyle w:val="Strong"/>
+        </w:rPr>
+        <w:drawing>
+          <wp:inline distT="0" distB="0" distL="0" distR="0" wp14:anchorId="16682E6E" wp14:editId="35C9ECB5">
+            <wp:extent cx="4686954" cy="2038635"/>
+            <wp:effectExtent l="0" t="0" r="0" b="0"/>
+            <wp:docPr id="1461450940" name="Picture 1"/>
+            <wp:cNvGraphicFramePr>
+              <a:graphicFrameLocks xmlns:a="http://schemas.openxmlformats.org/drawingml/2006/main" noChangeAspect="1"/>
+            </wp:cNvGraphicFramePr>
+            <a:graphic xmlns:a="http://schemas.openxmlformats.org/drawingml/2006/main">
+              <a:graphicData uri="http://schemas.openxmlformats.org/drawingml/2006/picture">
+                <pic:pic xmlns:pic="http://schemas.openxmlformats.org/drawingml/2006/picture">
+                  <pic:nvPicPr>
+                    <pic:cNvPr id="1461450940" name=""/>
                     <pic:cNvPicPr/>
                   </pic:nvPicPr>
                   <pic:blipFill>
@@ -430,7 +370,7 @@
                   <pic:spPr>
                     <a:xfrm>
                       <a:off x="0" y="0"/>
-                      <a:ext cx="3373068" cy="1526214"/>
+                      <a:ext cx="4686954" cy="2038635"/>
                     </a:xfrm>
                     <a:prstGeom prst="rect">
                       <a:avLst/>
@@ -445,53 +385,32 @@
     </w:p>
     <w:p>
       <w:pPr>
-        <w:pStyle w:val="ListParagraph"/>
-        <w:numPr>
-          <w:ilvl w:val="0"/>
-          <w:numId w:val="1"/>
-        </w:numPr>
-      </w:pPr>
-      <w:r>
-        <w:t>contact</w:t>
-      </w:r>
-    </w:p>
-    <w:p>
-      <w:pPr>
-        <w:pStyle w:val="ListParagraph"/>
-        <w:numPr>
-          <w:ilvl w:val="1"/>
-          <w:numId w:val="1"/>
-        </w:numPr>
-      </w:pPr>
-      <w:r>
-        <w:t>contain a bottom banner an</w:t>
-      </w:r>
-      <w:r>
-        <w:t>d my email should anyone want to contact me for some work</w:t>
-      </w:r>
-    </w:p>
-    <w:p>
-      <w:pPr>
-        <w:ind w:left="360"/>
-        <w:rPr>
-          <w:b/>
-          <w:bCs/>
-        </w:rPr>
-      </w:pPr>
-      <w:r>
+        <w:rPr>
+          <w:rStyle w:val="Strong"/>
+        </w:rPr>
+      </w:pPr>
+      <w:r>
+        <w:rPr>
+          <w:rStyle w:val="Strong"/>
+        </w:rPr>
+        <w:t>This is the email received from the node server:</w:t>
+      </w:r>
+    </w:p>
+    <w:p>
+      <w:pPr>
+        <w:rPr>
+          <w:rStyle w:val="Strong"/>
+        </w:rPr>
+      </w:pPr>
+      <w:r>
+        <w:rPr>
+          <w:rStyle w:val="Strong"/>
+        </w:rPr>
         <w:drawing>
-          <wp:anchor distT="0" distB="0" distL="114300" distR="114300" simplePos="0" relativeHeight="251661312" behindDoc="0" locked="0" layoutInCell="1" allowOverlap="1" wp14:anchorId="670FEAC7" wp14:editId="7C45B1CD">
-            <wp:simplePos x="0" y="0"/>
-            <wp:positionH relativeFrom="margin">
-              <wp:posOffset>3093675</wp:posOffset>
-            </wp:positionH>
-            <wp:positionV relativeFrom="paragraph">
-              <wp:posOffset>13335</wp:posOffset>
-            </wp:positionV>
-            <wp:extent cx="2488018" cy="5043047"/>
-            <wp:effectExtent l="0" t="0" r="7620" b="5715"/>
-            <wp:wrapNone/>
-            <wp:docPr id="444335907" name="Picture 1"/>
+          <wp:inline distT="0" distB="0" distL="0" distR="0" wp14:anchorId="577F076C" wp14:editId="4F6DE073">
+            <wp:extent cx="5731510" cy="2671445"/>
+            <wp:effectExtent l="0" t="0" r="2540" b="0"/>
+            <wp:docPr id="733083746" name="Picture 1"/>
             <wp:cNvGraphicFramePr>
               <a:graphicFrameLocks xmlns:a="http://schemas.openxmlformats.org/drawingml/2006/main" noChangeAspect="1"/>
             </wp:cNvGraphicFramePr>
@@ -499,57 +418,111 @@
               <a:graphicData uri="http://schemas.openxmlformats.org/drawingml/2006/picture">
                 <pic:pic xmlns:pic="http://schemas.openxmlformats.org/drawingml/2006/picture">
                   <pic:nvPicPr>
-                    <pic:cNvPr id="444335907" name=""/>
+                    <pic:cNvPr id="733083746" name=""/>
                     <pic:cNvPicPr/>
                   </pic:nvPicPr>
-                  <pic:blipFill>
-                    <a:blip r:embed="rId11">
-                      <a:extLst>
-                        <a:ext uri="{28A0092B-C50C-407E-A947-70E740481C1C}">
-                          <a14:useLocalDpi xmlns:a14="http://schemas.microsoft.com/office/drawing/2010/main" val="0"/>
-                        </a:ext>
-                      </a:extLst>
-                    </a:blip>
+                  <pic:blipFill rotWithShape="1">
+                    <a:blip r:embed="rId11"/>
+                    <a:srcRect b="31833"/>
                     <a:stretch>
                       <a:fillRect/>
                     </a:stretch>
                   </pic:blipFill>
-                  <pic:spPr>
+                  <pic:spPr bwMode="auto">
                     <a:xfrm>
                       <a:off x="0" y="0"/>
-                      <a:ext cx="2488018" cy="5043047"/>
+                      <a:ext cx="5731510" cy="2671445"/>
                     </a:xfrm>
                     <a:prstGeom prst="rect">
                       <a:avLst/>
                     </a:prstGeom>
+                    <a:ln>
+                      <a:noFill/>
+                    </a:ln>
+                    <a:extLst>
+                      <a:ext uri="{53640926-AAD7-44D8-BBD7-CCE9431645EC}">
+                        <a14:shadowObscured xmlns:a14="http://schemas.microsoft.com/office/drawing/2010/main"/>
+                      </a:ext>
+                    </a:extLst>
                   </pic:spPr>
                 </pic:pic>
               </a:graphicData>
             </a:graphic>
-            <wp14:sizeRelH relativeFrom="margin">
-              <wp14:pctWidth>0</wp14:pctWidth>
-            </wp14:sizeRelH>
-            <wp14:sizeRelV relativeFrom="margin">
-              <wp14:pctHeight>0</wp14:pctHeight>
-            </wp14:sizeRelV>
-          </wp:anchor>
+          </wp:inline>
         </w:drawing>
       </w:r>
-      <w:r>
-        <w:rPr>
-          <w:b/>
-          <w:bCs/>
-        </w:rPr>
-        <w:t>resizeing:</w:t>
-      </w:r>
-    </w:p>
-    <w:p>
-      <w:pPr>
-        <w:ind w:left="360"/>
-      </w:pPr>
-      <w:r>
-        <w:t>The pages images and text will all resize                                                                           appropriately to the window shape</w:t>
-      </w:r>
+    </w:p>
+    <w:p>
+      <w:pPr>
+        <w:rPr>
+          <w:rStyle w:val="Strong"/>
+          <w:color w:val="EE0000"/>
+        </w:rPr>
+      </w:pPr>
+      <w:r>
+        <w:rPr>
+          <w:rStyle w:val="Strong"/>
+          <w:color w:val="EE0000"/>
+        </w:rPr>
+        <w:t xml:space="preserve">GitLab Link: </w:t>
+      </w:r>
+      <w:hyperlink r:id="rId12" w:history="1">
+        <w:r>
+          <w:rPr>
+            <w:rStyle w:val="Hyperlink"/>
+          </w:rPr>
+          <w:t>https://gitlab.deakin.edu.au/s223391013/SIT_313_frontend/-/tree/main/p2?re</w:t>
+        </w:r>
+        <w:r>
+          <w:rPr>
+            <w:rStyle w:val="Hyperlink"/>
+          </w:rPr>
+          <w:t>f</w:t>
+        </w:r>
+        <w:r>
+          <w:rPr>
+            <w:rStyle w:val="Hyperlink"/>
+          </w:rPr>
+          <w:t>_type=heads</w:t>
+        </w:r>
+      </w:hyperlink>
+      <w:r>
+        <w:rPr>
+          <w:rStyle w:val="Strong"/>
+          <w:color w:val="EE0000"/>
+        </w:rPr>
+        <w:t xml:space="preserve"> </w:t>
+      </w:r>
+    </w:p>
+    <w:p>
+      <w:pPr>
+        <w:rPr>
+          <w:rStyle w:val="Strong"/>
+          <w:color w:val="EE0000"/>
+        </w:rPr>
+      </w:pPr>
+      <w:r>
+        <w:rPr>
+          <w:rStyle w:val="Strong"/>
+          <w:color w:val="EE0000"/>
+        </w:rPr>
+        <w:t>Video Link:</w:t>
+      </w:r>
+    </w:p>
+    <w:p>
+      <w:pPr>
+        <w:rPr>
+          <w:rStyle w:val="Strong"/>
+          <w:color w:val="EE0000"/>
+        </w:rPr>
+      </w:pPr>
+    </w:p>
+    <w:p>
+      <w:pPr>
+        <w:rPr>
+          <w:rStyle w:val="Strong"/>
+        </w:rPr>
+      </w:pPr>
     </w:p>
     <w:sectPr>
       <w:pgSz w:w="11906" w:h="16838"/>
@@ -1596,6 +1569,52 @@
       <w:spacing w:val="5"/>
     </w:rPr>
   </w:style>
+  <w:style w:type="character" w:styleId="Strong">
+    <w:name w:val="Strong"/>
+    <w:basedOn w:val="DefaultParagraphFont"/>
+    <w:uiPriority w:val="22"/>
+    <w:qFormat/>
+    <w:rsid w:val="0008226A"/>
+    <w:rPr>
+      <w:b/>
+      <w:bCs/>
+    </w:rPr>
+  </w:style>
+  <w:style w:type="character" w:styleId="Hyperlink">
+    <w:name w:val="Hyperlink"/>
+    <w:basedOn w:val="DefaultParagraphFont"/>
+    <w:uiPriority w:val="99"/>
+    <w:unhideWhenUsed/>
+    <w:rsid w:val="000F111D"/>
+    <w:rPr>
+      <w:color w:val="467886" w:themeColor="hyperlink"/>
+      <w:u w:val="single"/>
+    </w:rPr>
+  </w:style>
+  <w:style w:type="character" w:styleId="UnresolvedMention">
+    <w:name w:val="Unresolved Mention"/>
+    <w:basedOn w:val="DefaultParagraphFont"/>
+    <w:uiPriority w:val="99"/>
+    <w:semiHidden/>
+    <w:unhideWhenUsed/>
+    <w:rsid w:val="000F111D"/>
+    <w:rPr>
+      <w:color w:val="605E5C"/>
+      <w:shd w:val="clear" w:color="auto" w:fill="E1DFDD"/>
+    </w:rPr>
+  </w:style>
+  <w:style w:type="character" w:styleId="FollowedHyperlink">
+    <w:name w:val="FollowedHyperlink"/>
+    <w:basedOn w:val="DefaultParagraphFont"/>
+    <w:uiPriority w:val="99"/>
+    <w:semiHidden/>
+    <w:unhideWhenUsed/>
+    <w:rsid w:val="000F111D"/>
+    <w:rPr>
+      <w:color w:val="96607D" w:themeColor="followedHyperlink"/>
+      <w:u w:val="single"/>
+    </w:rPr>
+  </w:style>
 </w:styles>
 </file>
 
@@ -1912,4 +1931,16 @@
     </a:ext>
   </a:extLst>
 </a:theme>
+</file>
+
+<file path=customXml/item1.xml><?xml version="1.0" encoding="utf-8"?>
+<b:Sources xmlns:b="http://schemas.openxmlformats.org/officeDocument/2006/bibliography" xmlns="http://schemas.openxmlformats.org/officeDocument/2006/bibliography" SelectedStyle="\APASixthEditionOfficeOnline.xsl" StyleName="APA" Version="6"/>
+</file>
+
+<file path=customXml/itemProps1.xml><?xml version="1.0" encoding="utf-8"?>
+<ds:datastoreItem xmlns:ds="http://schemas.openxmlformats.org/officeDocument/2006/customXml" ds:itemID="{4378A24D-C529-40B0-879C-18A27F86EA9B}">
+  <ds:schemaRefs>
+    <ds:schemaRef ds:uri="http://schemas.openxmlformats.org/officeDocument/2006/bibliography"/>
+  </ds:schemaRefs>
+</ds:datastoreItem>
 </file>
--- a/p2/report.docx
+++ b/p2/report.docx
@@ -86,6 +86,9 @@
     </w:p>
     <w:p>
       <w:r>
+        <w:rPr>
+          <w:noProof/>
+        </w:rPr>
         <w:drawing>
           <wp:inline distT="0" distB="0" distL="0" distR="0" wp14:anchorId="7E2C04FB" wp14:editId="6335B213">
             <wp:extent cx="5552587" cy="1868557"/>
@@ -134,35 +137,14 @@
         <w:rPr>
           <w:rStyle w:val="Strong"/>
         </w:rPr>
-        <w:t xml:space="preserve">This is what </w:t>
-      </w:r>
-      <w:r>
-        <w:rPr>
-          <w:rStyle w:val="Strong"/>
-        </w:rPr>
-        <w:t>a successful</w:t>
-      </w:r>
-      <w:r>
-        <w:rPr>
-          <w:rStyle w:val="Strong"/>
-        </w:rPr>
-        <w:t xml:space="preserve"> sign up looks like in the</w:t>
-      </w:r>
-      <w:r>
-        <w:rPr>
-          <w:rStyle w:val="Strong"/>
-        </w:rPr>
-        <w:t xml:space="preserve"> console</w:t>
-      </w:r>
-      <w:r>
-        <w:rPr>
-          <w:rStyle w:val="Strong"/>
-        </w:rPr>
-        <w:t>:</w:t>
+        <w:t>This is what a successful sign up looks like in the console:</w:t>
       </w:r>
     </w:p>
     <w:p>
       <w:r>
+        <w:rPr>
+          <w:noProof/>
+        </w:rPr>
         <w:drawing>
           <wp:inline distT="0" distB="0" distL="0" distR="0" wp14:anchorId="6B7B7B31" wp14:editId="52EEB8B2">
             <wp:extent cx="5731510" cy="1829435"/>
@@ -215,6 +197,9 @@
     </w:p>
     <w:p>
       <w:r>
+        <w:rPr>
+          <w:noProof/>
+        </w:rPr>
         <w:drawing>
           <wp:inline distT="0" distB="0" distL="0" distR="0" wp14:anchorId="0D04A9B2" wp14:editId="1E9909DF">
             <wp:extent cx="5731510" cy="1585595"/>
@@ -278,6 +263,7 @@
       <w:r>
         <w:rPr>
           <w:rStyle w:val="Strong"/>
+          <w:noProof/>
         </w:rPr>
         <w:drawing>
           <wp:inline distT="0" distB="0" distL="0" distR="0" wp14:anchorId="27638505" wp14:editId="2FF2DDC5">
@@ -345,6 +331,7 @@
       <w:r>
         <w:rPr>
           <w:rStyle w:val="Strong"/>
+          <w:noProof/>
         </w:rPr>
         <w:drawing>
           <wp:inline distT="0" distB="0" distL="0" distR="0" wp14:anchorId="16682E6E" wp14:editId="35C9ECB5">
@@ -405,6 +392,7 @@
       <w:r>
         <w:rPr>
           <w:rStyle w:val="Strong"/>
+          <w:noProof/>
         </w:rPr>
         <w:drawing>
           <wp:inline distT="0" distB="0" distL="0" distR="0" wp14:anchorId="577F076C" wp14:editId="4F6DE073">
@@ -471,19 +459,44 @@
           <w:rPr>
             <w:rStyle w:val="Hyperlink"/>
           </w:rPr>
-          <w:t>https://gitlab.deakin.edu.au/s223391013/SIT_313_frontend/-/tree/main/p2?re</w:t>
+          <w:t>https://gitlab.deakin.edu.au/s223391013/SIT_313_frontend/-/tree/main/p2?ref_type=heads</w:t>
         </w:r>
+      </w:hyperlink>
+      <w:r>
+        <w:rPr>
+          <w:rStyle w:val="Strong"/>
+          <w:color w:val="EE0000"/>
+        </w:rPr>
+        <w:t xml:space="preserve"> </w:t>
+      </w:r>
+    </w:p>
+    <w:p>
+      <w:pPr>
+        <w:rPr>
+          <w:rStyle w:val="Strong"/>
+          <w:color w:val="EE0000"/>
+        </w:rPr>
+      </w:pPr>
+      <w:r>
+        <w:rPr>
+          <w:rStyle w:val="Strong"/>
+          <w:color w:val="EE0000"/>
+        </w:rPr>
+        <w:t>Video Link:</w:t>
+      </w:r>
+      <w:r>
+        <w:rPr>
+          <w:rStyle w:val="Strong"/>
+          <w:color w:val="EE0000"/>
+        </w:rPr>
+        <w:t xml:space="preserve"> </w:t>
+      </w:r>
+      <w:hyperlink r:id="rId13" w:history="1">
         <w:r>
           <w:rPr>
             <w:rStyle w:val="Hyperlink"/>
           </w:rPr>
-          <w:t>f</w:t>
-        </w:r>
-        <w:r>
-          <w:rPr>
-            <w:rStyle w:val="Hyperlink"/>
-          </w:rPr>
-          <w:t>_type=heads</w:t>
+          <w:t>https://deakin.au.panopto.com/Panopto/Pages/Viewer.aspx?id=5ce3951d-4b22-4c24-8287-b491002f1566</w:t>
         </w:r>
       </w:hyperlink>
       <w:r>
@@ -493,29 +506,6 @@
         </w:rPr>
         <w:t xml:space="preserve"> </w:t>
       </w:r>
-    </w:p>
-    <w:p>
-      <w:pPr>
-        <w:rPr>
-          <w:rStyle w:val="Strong"/>
-          <w:color w:val="EE0000"/>
-        </w:rPr>
-      </w:pPr>
-      <w:r>
-        <w:rPr>
-          <w:rStyle w:val="Strong"/>
-          <w:color w:val="EE0000"/>
-        </w:rPr>
-        <w:t>Video Link:</w:t>
-      </w:r>
-    </w:p>
-    <w:p>
-      <w:pPr>
-        <w:rPr>
-          <w:rStyle w:val="Strong"/>
-          <w:color w:val="EE0000"/>
-        </w:rPr>
-      </w:pPr>
     </w:p>
     <w:p>
       <w:pPr>
@@ -1257,6 +1247,7 @@
   <w:style w:type="character" w:default="1" w:styleId="DefaultParagraphFont">
     <w:name w:val="Default Paragraph Font"/>
     <w:uiPriority w:val="1"/>
+    <w:semiHidden/>
     <w:unhideWhenUsed/>
   </w:style>
   <w:style w:type="table" w:default="1" w:styleId="TableNormal">
